--- a/README.docx
+++ b/README.docx
@@ -1,30 +1,20 @@
 
 <file path=word/document.xml><?xml version="1.0" encoding="utf-8"?>
-<w:document xmlns:mc="http://schemas.openxmlformats.org/markup-compatibility/2006" xmlns:o="urn:schemas-microsoft-com:office:office" xmlns:r="http://schemas.openxmlformats.org/officeDocument/2006/relationships" xmlns:m="http://schemas.openxmlformats.org/officeDocument/2006/math" xmlns:v="urn:schemas-microsoft-com:vml" xmlns:wp="http://schemas.openxmlformats.org/drawingml/2006/wordprocessingDrawing" xmlns:w10="urn:schemas-microsoft-com:office:word" xmlns:w="http://schemas.openxmlformats.org/wordprocessingml/2006/main" xmlns:wne="http://schemas.microsoft.com/office/word/2006/wordml" xmlns:sl="http://schemas.openxmlformats.org/schemaLibrary/2006/main" xmlns:a="http://schemas.openxmlformats.org/drawingml/2006/main" xmlns:pic="http://schemas.openxmlformats.org/drawingml/2006/picture" xmlns:c="http://schemas.openxmlformats.org/drawingml/2006/chart" xmlns:lc="http://schemas.openxmlformats.org/drawingml/2006/lockedCanvas" xmlns:dgm="http://schemas.openxmlformats.org/drawingml/2006/diagram" xmlns:wps="http://schemas.microsoft.com/office/word/2010/wordprocessingShape" xmlns:wpg="http://schemas.microsoft.com/office/word/2010/wordprocessingGroup" xmlns:w14="http://schemas.microsoft.com/office/word/2010/wordml" xmlns:w15="http://schemas.microsoft.com/office/word/2012/wordml" xmlns:w16="http://schemas.microsoft.com/office/word/2018/wordml" xmlns:w16cex="http://schemas.microsoft.com/office/word/2018/wordml/cex" xmlns:w16cid="http://schemas.microsoft.com/office/word/2016/wordml/cid" xmlns="http://schemas.microsoft.com/office/tasks/2019/documenttasks" xmlns:cr="http://schemas.microsoft.com/office/comments/2020/reactions">
+<w:document xmlns:wpc="http://schemas.microsoft.com/office/word/2010/wordprocessingCanvas" xmlns:cx="http://schemas.microsoft.com/office/drawing/2014/chartex" xmlns:cx1="http://schemas.microsoft.com/office/drawing/2015/9/8/chartex" xmlns:cx2="http://schemas.microsoft.com/office/drawing/2015/10/21/chartex" xmlns:cx3="http://schemas.microsoft.com/office/drawing/2016/5/9/chartex" xmlns:cx4="http://schemas.microsoft.com/office/drawing/2016/5/10/chartex" xmlns:cx5="http://schemas.microsoft.com/office/drawing/2016/5/11/chartex" xmlns:cx6="http://schemas.microsoft.com/office/drawing/2016/5/12/chartex" xmlns:cx7="http://schemas.microsoft.com/office/drawing/2016/5/13/chartex" xmlns:cx8="http://schemas.microsoft.com/office/drawing/2016/5/14/chartex" xmlns:mc="http://schemas.openxmlformats.org/markup-compatibility/2006" xmlns:aink="http://schemas.microsoft.com/office/drawing/2016/ink" xmlns:am3d="http://schemas.microsoft.com/office/drawing/2017/model3d" xmlns:o="urn:schemas-microsoft-com:office:office" xmlns:r="http://schemas.openxmlformats.org/officeDocument/2006/relationships" xmlns:m="http://schemas.openxmlformats.org/officeDocument/2006/math" xmlns:v="urn:schemas-microsoft-com:vml" xmlns:wp14="http://schemas.microsoft.com/office/word/2010/wordprocessingDrawing" xmlns:wp="http://schemas.openxmlformats.org/drawingml/2006/wordprocessingDrawing" xmlns:w10="urn:schemas-microsoft-com:office:word" xmlns:w="http://schemas.openxmlformats.org/wordprocessingml/2006/main" xmlns:w14="http://schemas.microsoft.com/office/word/2010/wordml" xmlns:w15="http://schemas.microsoft.com/office/word/2012/wordml" xmlns:w16cex="http://schemas.microsoft.com/office/word/2018/wordml/cex" xmlns:w16cid="http://schemas.microsoft.com/office/word/2016/wordml/cid" xmlns:w16="http://schemas.microsoft.com/office/word/2018/wordml" xmlns:w16sdtdh="http://schemas.microsoft.com/office/word/2020/wordml/sdtdatahash" xmlns:w16se="http://schemas.microsoft.com/office/word/2015/wordml/symex" xmlns:wpg="http://schemas.microsoft.com/office/word/2010/wordprocessingGroup" xmlns:wpi="http://schemas.microsoft.com/office/word/2010/wordprocessingInk" xmlns:wne="http://schemas.microsoft.com/office/word/2006/wordml" xmlns:wps="http://schemas.microsoft.com/office/word/2010/wordprocessingShape" mc:Ignorable="w14 w15 w16se w16cid w16 w16cex w16sdtdh wp14">
   <w:body>
     <w:p>
-      <w:pPr>
-        <w:rPr/>
-      </w:pPr>
-      <w:r>
-        <w:rPr>
-          <w:rtl w:val="0"/>
-        </w:rPr>
-        <w:t xml:space="preserve">This google folder contains information, data, and scripts pertaining to the manuscript “</w:t>
-      </w:r>
-      <w:r>
-        <w:rPr>
-          <w:i w:val="1"/>
-          <w:iCs w:val="1"/>
-          <w:rtl w:val="0"/>
-        </w:rPr>
-        <w:t xml:space="preserve">Proton Irradiation–Induced Morphological Evolution of Corrosion in Molten Fluoride Salts.</w:t>
-      </w:r>
-      <w:r>
-        <w:rPr>
-          <w:rtl w:val="0"/>
-        </w:rPr>
-        <w:t xml:space="preserve">” The folder may be divided into three sections:</w:t>
+      <w:r>
+        <w:t>This google folder contains information, data, and scripts pertaining to the manuscript “</w:t>
+      </w:r>
+      <w:r>
+        <w:rPr>
+          <w:i/>
+          <w:iCs/>
+        </w:rPr>
+        <w:t>Proton Irradiation–Induced Morphological Evolution of Corrosion in Molten Fluoride Salts.</w:t>
+      </w:r>
+      <w:r>
+        <w:t>” The folder may be divided into three sections:</w:t>
       </w:r>
     </w:p>
     <w:p>
@@ -33,19 +23,17 @@
           <w:ilvl w:val="0"/>
           <w:numId w:val="1"/>
         </w:numPr>
-        <w:ind w:left="720" w:hanging="360"/>
-        <w:rPr>
-          <w:b w:val="1"/>
-          <w:bCs w:val="1"/>
-        </w:rPr>
-      </w:pPr>
-      <w:r>
-        <w:rPr>
-          <w:b w:val="1"/>
-          <w:bCs w:val="1"/>
-          <w:rtl w:val="0"/>
-        </w:rPr>
-        <w:t xml:space="preserve">Cross Sections Analysis</w:t>
+        <w:rPr>
+          <w:b/>
+          <w:bCs/>
+        </w:rPr>
+      </w:pPr>
+      <w:r>
+        <w:rPr>
+          <w:b/>
+          <w:bCs/>
+        </w:rPr>
+        <w:t>Cross Sections Analysis</w:t>
       </w:r>
     </w:p>
     <w:p>
@@ -54,25 +42,23 @@
           <w:ilvl w:val="1"/>
           <w:numId w:val="1"/>
         </w:numPr>
-        <w:ind w:left="1440" w:hanging="360"/>
-        <w:rPr>
-          <w:i w:val="1"/>
-          <w:iCs w:val="1"/>
-        </w:rPr>
-      </w:pPr>
-      <w:r>
-        <w:rPr>
-          <w:i w:val="1"/>
-          <w:iCs w:val="1"/>
-          <w:rtl w:val="0"/>
+        <w:rPr>
+          <w:i/>
+          <w:iCs/>
+        </w:rPr>
+      </w:pPr>
+      <w:r>
+        <w:rPr>
+          <w:i/>
+          <w:iCs/>
         </w:rPr>
         <w:t xml:space="preserve">Raw Images: </w:t>
       </w:r>
       <w:r>
-        <w:rPr>
-          <w:rtl w:val="0"/>
-        </w:rPr>
-        <w:t xml:space="preserve">Unedited SEM tif images of sample cross sections, labelled by sample identifier (eg 650C_4h_Salt#1) and area of the sample (CO for Corrosion-Only, RAC for Radiation-Affected Corrosion).</w:t>
+        <w:t>Unedited SEM tif images of sample cross sections, labelled by sample identifier (e</w:t>
+      </w:r>
+      <w:r>
+        <w:t>g 650C_4h_Salt#1) and area of the sample (CO for Corrosion-Only, RAC for Radiation-Affected Corrosion).</w:t>
       </w:r>
     </w:p>
     <w:p>
@@ -81,25 +67,23 @@
           <w:ilvl w:val="1"/>
           <w:numId w:val="1"/>
         </w:numPr>
-        <w:ind w:left="1440" w:hanging="360"/>
-        <w:rPr>
-          <w:i w:val="1"/>
-          <w:iCs w:val="1"/>
-        </w:rPr>
-      </w:pPr>
-      <w:r>
-        <w:rPr>
-          <w:i w:val="1"/>
-          <w:iCs w:val="1"/>
-          <w:rtl w:val="0"/>
+        <w:rPr>
+          <w:i/>
+          <w:iCs/>
+        </w:rPr>
+      </w:pPr>
+      <w:r>
+        <w:rPr>
+          <w:i/>
+          <w:iCs/>
         </w:rPr>
         <w:t xml:space="preserve">Processed Images: </w:t>
       </w:r>
       <w:r>
-        <w:rPr>
-          <w:rtl w:val="0"/>
-        </w:rPr>
-        <w:t xml:space="preserve">Contains processed, binarized cross section images, in the form of tif files. See manuscript for methodology. Folders also contain information pertaining to processing parameter selection (eg threshold) and an edited image with corrosion features removed for post-quantification (to determine the sample boundary). </w:t>
+        <w:t>Contains processed, binarized cross section images, in the form of tif files. See manuscript for methodology. Folders also contain inf</w:t>
+      </w:r>
+      <w:r>
+        <w:t xml:space="preserve">ormation pertaining to processing parameter selection (eg threshold) and an edited image with corrosion features removed for post-quantification (to determine the sample boundary). </w:t>
       </w:r>
     </w:p>
     <w:p>
@@ -108,25 +92,23 @@
           <w:ilvl w:val="1"/>
           <w:numId w:val="1"/>
         </w:numPr>
-        <w:ind w:left="1440" w:hanging="360"/>
-        <w:rPr>
-          <w:i w:val="1"/>
-          <w:iCs w:val="1"/>
-        </w:rPr>
-      </w:pPr>
-      <w:r>
-        <w:rPr>
-          <w:i w:val="1"/>
-          <w:iCs w:val="1"/>
-          <w:rtl w:val="0"/>
+        <w:rPr>
+          <w:i/>
+          <w:iCs/>
+        </w:rPr>
+      </w:pPr>
+      <w:r>
+        <w:rPr>
+          <w:i/>
+          <w:iCs/>
         </w:rPr>
         <w:t xml:space="preserve">Scripts: </w:t>
       </w:r>
       <w:r>
-        <w:rPr>
-          <w:rtl w:val="0"/>
-        </w:rPr>
-        <w:t xml:space="preserve">Contains scripts for processing in ImageJ (a macro for straightening the cross section image) and for post-binarization quantification. </w:t>
+        <w:t>Contains scripts for processing in ImageJ (a macro for straighten</w:t>
+      </w:r>
+      <w:r>
+        <w:t xml:space="preserve">ing the cross section image) and for post-binarization quantification. </w:t>
       </w:r>
     </w:p>
     <w:p>
@@ -135,19 +117,17 @@
           <w:ilvl w:val="0"/>
           <w:numId w:val="1"/>
         </w:numPr>
-        <w:ind w:left="720" w:hanging="360"/>
-        <w:rPr>
-          <w:b w:val="1"/>
-          <w:bCs w:val="1"/>
-        </w:rPr>
-      </w:pPr>
-      <w:r>
-        <w:rPr>
-          <w:b w:val="1"/>
-          <w:bCs w:val="1"/>
-          <w:rtl w:val="0"/>
-        </w:rPr>
-        <w:t xml:space="preserve">Surface Analysis</w:t>
+        <w:rPr>
+          <w:b/>
+          <w:bCs/>
+        </w:rPr>
+      </w:pPr>
+      <w:r>
+        <w:rPr>
+          <w:b/>
+          <w:bCs/>
+        </w:rPr>
+        <w:t>Surface Analysis</w:t>
       </w:r>
     </w:p>
     <w:p>
@@ -156,25 +136,23 @@
           <w:ilvl w:val="1"/>
           <w:numId w:val="1"/>
         </w:numPr>
-        <w:ind w:left="1440" w:hanging="360"/>
-        <w:rPr>
-          <w:i w:val="1"/>
-          <w:iCs w:val="1"/>
-        </w:rPr>
-      </w:pPr>
-      <w:r>
-        <w:rPr>
-          <w:i w:val="1"/>
-          <w:iCs w:val="1"/>
-          <w:rtl w:val="0"/>
+        <w:rPr>
+          <w:i/>
+          <w:iCs/>
+        </w:rPr>
+      </w:pPr>
+      <w:r>
+        <w:rPr>
+          <w:i/>
+          <w:iCs/>
         </w:rPr>
         <w:t xml:space="preserve">Training data: </w:t>
       </w:r>
       <w:r>
-        <w:rPr>
-          <w:rtl w:val="0"/>
-        </w:rPr>
-        <w:t xml:space="preserve">Contains the weka classifier and data file in weka_data. ImageJ post-processing was completed using the script process_class_images.ijm in processing macros. ROI selection is captured in the powerpoint file RAC_training_final.</w:t>
+        <w:t>Contains the weka classifier and data file in weka_data. ImageJ post-processing was completed using the script process_class_images.ijm in processing ma</w:t>
+      </w:r>
+      <w:r>
+        <w:t>cros. ROI selection is captured in the powerpoint file RAC_training_final.</w:t>
       </w:r>
     </w:p>
     <w:p>
@@ -183,25 +161,23 @@
           <w:ilvl w:val="1"/>
           <w:numId w:val="1"/>
         </w:numPr>
-        <w:ind w:left="1440" w:hanging="360"/>
-        <w:rPr>
-          <w:i w:val="1"/>
-          <w:iCs w:val="1"/>
-        </w:rPr>
-      </w:pPr>
-      <w:r>
-        <w:rPr>
-          <w:i w:val="1"/>
-          <w:iCs w:val="1"/>
-          <w:rtl w:val="0"/>
+        <w:rPr>
+          <w:i/>
+          <w:iCs/>
+        </w:rPr>
+      </w:pPr>
+      <w:r>
+        <w:rPr>
+          <w:i/>
+          <w:iCs/>
         </w:rPr>
         <w:t xml:space="preserve">Results: </w:t>
       </w:r>
       <w:r>
-        <w:rPr>
-          <w:rtl w:val="0"/>
-        </w:rPr>
-        <w:t xml:space="preserve">Contains the original, classified, and post processed images for sample surface segmentation in the RAC region, the CO region, and a RAC-CO boundary region. Also contains a summary presentation of segmentation results.</w:t>
+        <w:t>Contains the original, classified, and post processed images for sample surface segmentation in the RAC region, the CO region, and a RAC-CO boundary region. Also contains a</w:t>
+      </w:r>
+      <w:r>
+        <w:t xml:space="preserve"> summary presentation of segmentation results.</w:t>
       </w:r>
     </w:p>
     <w:p>
@@ -210,25 +186,20 @@
           <w:ilvl w:val="0"/>
           <w:numId w:val="1"/>
         </w:numPr>
-        <w:ind w:left="720" w:hanging="360"/>
-        <w:rPr>
-          <w:b w:val="1"/>
-          <w:bCs w:val="1"/>
-        </w:rPr>
-      </w:pPr>
-      <w:r>
-        <w:rPr>
-          <w:b w:val="1"/>
-          <w:bCs w:val="1"/>
-          <w:rtl w:val="0"/>
+        <w:rPr>
+          <w:b/>
+          <w:bCs/>
+        </w:rPr>
+      </w:pPr>
+      <w:r>
+        <w:rPr>
+          <w:b/>
+          <w:bCs/>
         </w:rPr>
         <w:t xml:space="preserve">Supplementary Figures: </w:t>
       </w:r>
       <w:r>
-        <w:rPr>
-          <w:rtl w:val="0"/>
-        </w:rPr>
-        <w:t xml:space="preserve">Includes additional figures not in the manuscript.</w:t>
+        <w:t>Includes additional figures not in the manuscript.</w:t>
       </w:r>
     </w:p>
     <w:p>
@@ -237,65 +208,100 @@
           <w:ilvl w:val="0"/>
           <w:numId w:val="1"/>
         </w:numPr>
-        <w:ind w:left="720" w:hanging="360"/>
-        <w:rPr>
-          <w:b w:val="1"/>
-          <w:bCs w:val="1"/>
-        </w:rPr>
-      </w:pPr>
-      <w:r>
-        <w:rPr>
-          <w:b w:val="1"/>
-          <w:bCs w:val="1"/>
-          <w:rtl w:val="0"/>
+        <w:rPr>
+          <w:b/>
+          <w:bCs/>
+        </w:rPr>
+      </w:pPr>
+      <w:r>
+        <w:rPr>
+          <w:b/>
+          <w:bCs/>
         </w:rPr>
         <w:t xml:space="preserve">Salt Certificates and Analysis: </w:t>
       </w:r>
       <w:r>
-        <w:rPr>
-          <w:rtl w:val="0"/>
-        </w:rPr>
-        <w:t xml:space="preserve">Contains all information and analysis pertinent to the salt batches used in simultaneous corrosion-irradiation experiments.</w:t>
-      </w:r>
-    </w:p>
-    <w:p>
-      <w:pPr>
-        <w:rPr/>
-      </w:pPr>
-      <w:r>
-        <w:rPr>
-          <w:rtl w:val="0"/>
-        </w:rPr>
-      </w:r>
-    </w:p>
-    <w:p>
-      <w:pPr>
-        <w:rPr/>
-      </w:pPr>
-      <w:r>
-        <w:rPr>
-          <w:rtl w:val="0"/>
-        </w:rPr>
-        <w:t xml:space="preserve">Additionally, sample_key matches manuscript samples IDs to sample IDs used during processing.</w:t>
-      </w:r>
-      <w:r>
-        <w:rPr>
-          <w:rtl w:val="0"/>
-        </w:rPr>
+        <w:t xml:space="preserve">Contains all information </w:t>
+      </w:r>
+      <w:r>
+        <w:t>pertinent to the salt batches used in simultaneous corrosion-irra</w:t>
+      </w:r>
+      <w:r>
+        <w:t>diation experiments.</w:t>
+      </w:r>
+    </w:p>
+    <w:p/>
+    <w:p>
+      <w:r>
+        <w:t>Additionally, sample_key matches manuscript samples IDs to sample IDs used during processing.</w:t>
       </w:r>
     </w:p>
     <w:sectPr>
-      <w:pgSz w:h="15840" w:w="12240" w:orient="portrait"/>
-      <w:pgMar w:bottom="1440" w:top="1440" w:left="1440" w:right="1440" w:header="720" w:footer="720"/>
+      <w:pgSz w:w="12240" w:h="15840"/>
+      <w:pgMar w:top="1440" w:right="1440" w:bottom="1440" w:left="1440" w:header="720" w:footer="720" w:gutter="0"/>
       <w:pgNumType w:start="1"/>
+      <w:cols w:space="720"/>
     </w:sectPr>
   </w:body>
 </w:document>
 </file>
 
+<file path=word/endnotes.xml><?xml version="1.0" encoding="utf-8"?>
+<w:endnotes xmlns:wpc="http://schemas.microsoft.com/office/word/2010/wordprocessingCanvas" xmlns:cx="http://schemas.microsoft.com/office/drawing/2014/chartex" xmlns:cx1="http://schemas.microsoft.com/office/drawing/2015/9/8/chartex" xmlns:cx2="http://schemas.microsoft.com/office/drawing/2015/10/21/chartex" xmlns:cx3="http://schemas.microsoft.com/office/drawing/2016/5/9/chartex" xmlns:cx4="http://schemas.microsoft.com/office/drawing/2016/5/10/chartex" xmlns:cx5="http://schemas.microsoft.com/office/drawing/2016/5/11/chartex" xmlns:cx6="http://schemas.microsoft.com/office/drawing/2016/5/12/chartex" xmlns:cx7="http://schemas.microsoft.com/office/drawing/2016/5/13/chartex" xmlns:cx8="http://schemas.microsoft.com/office/drawing/2016/5/14/chartex" xmlns:mc="http://schemas.openxmlformats.org/markup-compatibility/2006" xmlns:aink="http://schemas.microsoft.com/office/drawing/2016/ink" xmlns:am3d="http://schemas.microsoft.com/office/drawing/2017/model3d" xmlns:o="urn:schemas-microsoft-com:office:office" xmlns:r="http://schemas.openxmlformats.org/officeDocument/2006/relationships" xmlns:m="http://schemas.openxmlformats.org/officeDocument/2006/math" xmlns:v="urn:schemas-microsoft-com:vml" xmlns:wp14="http://schemas.microsoft.com/office/word/2010/wordprocessingDrawing" xmlns:wp="http://schemas.openxmlformats.org/drawingml/2006/wordprocessingDrawing" xmlns:w10="urn:schemas-microsoft-com:office:word" xmlns:w="http://schemas.openxmlformats.org/wordprocessingml/2006/main" xmlns:w14="http://schemas.microsoft.com/office/word/2010/wordml" xmlns:w15="http://schemas.microsoft.com/office/word/2012/wordml" xmlns:w16cex="http://schemas.microsoft.com/office/word/2018/wordml/cex" xmlns:w16cid="http://schemas.microsoft.com/office/word/2016/wordml/cid" xmlns:w16="http://schemas.microsoft.com/office/word/2018/wordml" xmlns:w16sdtdh="http://schemas.microsoft.com/office/word/2020/wordml/sdtdatahash" xmlns:w16se="http://schemas.microsoft.com/office/word/2015/wordml/symex" xmlns:wpg="http://schemas.microsoft.com/office/word/2010/wordprocessingGroup" xmlns:wpi="http://schemas.microsoft.com/office/word/2010/wordprocessingInk" xmlns:wne="http://schemas.microsoft.com/office/word/2006/wordml" xmlns:wps="http://schemas.microsoft.com/office/word/2010/wordprocessingShape" mc:Ignorable="w14 w15 w16se w16cid w16 w16cex w16sdtdh wp14">
+  <w:endnote w:type="separator" w:id="-1">
+    <w:p>
+      <w:pPr>
+        <w:spacing w:line="240" w:lineRule="auto"/>
+      </w:pPr>
+      <w:r>
+        <w:separator/>
+      </w:r>
+    </w:p>
+  </w:endnote>
+  <w:endnote w:type="continuationSeparator" w:id="0">
+    <w:p>
+      <w:pPr>
+        <w:spacing w:line="240" w:lineRule="auto"/>
+      </w:pPr>
+      <w:r>
+        <w:continuationSeparator/>
+      </w:r>
+    </w:p>
+  </w:endnote>
+</w:endnotes>
+</file>
+
+<file path=word/footnotes.xml><?xml version="1.0" encoding="utf-8"?>
+<w:footnotes xmlns:wpc="http://schemas.microsoft.com/office/word/2010/wordprocessingCanvas" xmlns:cx="http://schemas.microsoft.com/office/drawing/2014/chartex" xmlns:cx1="http://schemas.microsoft.com/office/drawing/2015/9/8/chartex" xmlns:cx2="http://schemas.microsoft.com/office/drawing/2015/10/21/chartex" xmlns:cx3="http://schemas.microsoft.com/office/drawing/2016/5/9/chartex" xmlns:cx4="http://schemas.microsoft.com/office/drawing/2016/5/10/chartex" xmlns:cx5="http://schemas.microsoft.com/office/drawing/2016/5/11/chartex" xmlns:cx6="http://schemas.microsoft.com/office/drawing/2016/5/12/chartex" xmlns:cx7="http://schemas.microsoft.com/office/drawing/2016/5/13/chartex" xmlns:cx8="http://schemas.microsoft.com/office/drawing/2016/5/14/chartex" xmlns:mc="http://schemas.openxmlformats.org/markup-compatibility/2006" xmlns:aink="http://schemas.microsoft.com/office/drawing/2016/ink" xmlns:am3d="http://schemas.microsoft.com/office/drawing/2017/model3d" xmlns:o="urn:schemas-microsoft-com:office:office" xmlns:r="http://schemas.openxmlformats.org/officeDocument/2006/relationships" xmlns:m="http://schemas.openxmlformats.org/officeDocument/2006/math" xmlns:v="urn:schemas-microsoft-com:vml" xmlns:wp14="http://schemas.microsoft.com/office/word/2010/wordprocessingDrawing" xmlns:wp="http://schemas.openxmlformats.org/drawingml/2006/wordprocessingDrawing" xmlns:w10="urn:schemas-microsoft-com:office:word" xmlns:w="http://schemas.openxmlformats.org/wordprocessingml/2006/main" xmlns:w14="http://schemas.microsoft.com/office/word/2010/wordml" xmlns:w15="http://schemas.microsoft.com/office/word/2012/wordml" xmlns:w16cex="http://schemas.microsoft.com/office/word/2018/wordml/cex" xmlns:w16cid="http://schemas.microsoft.com/office/word/2016/wordml/cid" xmlns:w16="http://schemas.microsoft.com/office/word/2018/wordml" xmlns:w16sdtdh="http://schemas.microsoft.com/office/word/2020/wordml/sdtdatahash" xmlns:w16se="http://schemas.microsoft.com/office/word/2015/wordml/symex" xmlns:wpg="http://schemas.microsoft.com/office/word/2010/wordprocessingGroup" xmlns:wpi="http://schemas.microsoft.com/office/word/2010/wordprocessingInk" xmlns:wne="http://schemas.microsoft.com/office/word/2006/wordml" xmlns:wps="http://schemas.microsoft.com/office/word/2010/wordprocessingShape" mc:Ignorable="w14 w15 w16se w16cid w16 w16cex w16sdtdh wp14">
+  <w:footnote w:type="separator" w:id="-1">
+    <w:p>
+      <w:pPr>
+        <w:spacing w:line="240" w:lineRule="auto"/>
+      </w:pPr>
+      <w:r>
+        <w:separator/>
+      </w:r>
+    </w:p>
+  </w:footnote>
+  <w:footnote w:type="continuationSeparator" w:id="0">
+    <w:p>
+      <w:pPr>
+        <w:spacing w:line="240" w:lineRule="auto"/>
+      </w:pPr>
+      <w:r>
+        <w:continuationSeparator/>
+      </w:r>
+    </w:p>
+  </w:footnote>
+</w:footnotes>
+</file>
+
 <file path=word/numbering.xml><?xml version="1.0" encoding="utf-8"?>
-<w:numbering xmlns:mc="http://schemas.openxmlformats.org/markup-compatibility/2006" xmlns:o="urn:schemas-microsoft-com:office:office" xmlns:r="http://schemas.openxmlformats.org/officeDocument/2006/relationships" xmlns:m="http://schemas.openxmlformats.org/officeDocument/2006/math" xmlns:v="urn:schemas-microsoft-com:vml" xmlns:wp="http://schemas.openxmlformats.org/drawingml/2006/wordprocessingDrawing" xmlns:w10="urn:schemas-microsoft-com:office:word" xmlns:w="http://schemas.openxmlformats.org/wordprocessingml/2006/main" xmlns:wne="http://schemas.microsoft.com/office/word/2006/wordml" xmlns:sl="http://schemas.openxmlformats.org/schemaLibrary/2006/main" xmlns:a="http://schemas.openxmlformats.org/drawingml/2006/main" xmlns:pic="http://schemas.openxmlformats.org/drawingml/2006/picture" xmlns:c="http://schemas.openxmlformats.org/drawingml/2006/chart" xmlns:lc="http://schemas.openxmlformats.org/drawingml/2006/lockedCanvas" xmlns:dgm="http://schemas.openxmlformats.org/drawingml/2006/diagram" xmlns:wps="http://schemas.microsoft.com/office/word/2010/wordprocessingShape" xmlns:wpg="http://schemas.microsoft.com/office/word/2010/wordprocessingGroup" xmlns:w14="http://schemas.microsoft.com/office/word/2010/wordml" xmlns:w15="http://schemas.microsoft.com/office/word/2012/wordml" xmlns:w16="http://schemas.microsoft.com/office/word/2018/wordml" xmlns:w16cex="http://schemas.microsoft.com/office/word/2018/wordml/cex" xmlns:w16cid="http://schemas.microsoft.com/office/word/2016/wordml/cid" xmlns="http://schemas.microsoft.com/office/tasks/2019/documenttasks" xmlns:cr="http://schemas.microsoft.com/office/comments/2020/reactions">
-  <w:abstractNum w:abstractNumId="1">
+<w:numbering xmlns:wpc="http://schemas.microsoft.com/office/word/2010/wordprocessingCanvas" xmlns:cx="http://schemas.microsoft.com/office/drawing/2014/chartex" xmlns:cx1="http://schemas.microsoft.com/office/drawing/2015/9/8/chartex" xmlns:cx2="http://schemas.microsoft.com/office/drawing/2015/10/21/chartex" xmlns:cx3="http://schemas.microsoft.com/office/drawing/2016/5/9/chartex" xmlns:cx4="http://schemas.microsoft.com/office/drawing/2016/5/10/chartex" xmlns:cx5="http://schemas.microsoft.com/office/drawing/2016/5/11/chartex" xmlns:cx6="http://schemas.microsoft.com/office/drawing/2016/5/12/chartex" xmlns:cx7="http://schemas.microsoft.com/office/drawing/2016/5/13/chartex" xmlns:cx8="http://schemas.microsoft.com/office/drawing/2016/5/14/chartex" xmlns:mc="http://schemas.openxmlformats.org/markup-compatibility/2006" xmlns:aink="http://schemas.microsoft.com/office/drawing/2016/ink" xmlns:am3d="http://schemas.microsoft.com/office/drawing/2017/model3d" xmlns:o="urn:schemas-microsoft-com:office:office" xmlns:r="http://schemas.openxmlformats.org/officeDocument/2006/relationships" xmlns:m="http://schemas.openxmlformats.org/officeDocument/2006/math" xmlns:v="urn:schemas-microsoft-com:vml" xmlns:wp14="http://schemas.microsoft.com/office/word/2010/wordprocessingDrawing" xmlns:wp="http://schemas.openxmlformats.org/drawingml/2006/wordprocessingDrawing" xmlns:w10="urn:schemas-microsoft-com:office:word" xmlns:w="http://schemas.openxmlformats.org/wordprocessingml/2006/main" xmlns:w14="http://schemas.microsoft.com/office/word/2010/wordml" xmlns:w15="http://schemas.microsoft.com/office/word/2012/wordml" xmlns:w16cex="http://schemas.microsoft.com/office/word/2018/wordml/cex" xmlns:w16cid="http://schemas.microsoft.com/office/word/2016/wordml/cid" xmlns:w16="http://schemas.microsoft.com/office/word/2018/wordml" xmlns:w16sdtdh="http://schemas.microsoft.com/office/word/2020/wordml/sdtdatahash" xmlns:w16se="http://schemas.microsoft.com/office/word/2015/wordml/symex" xmlns:wpg="http://schemas.microsoft.com/office/word/2010/wordprocessingGroup" xmlns:wpi="http://schemas.microsoft.com/office/word/2010/wordprocessingInk" xmlns:wne="http://schemas.microsoft.com/office/word/2006/wordml" xmlns:wps="http://schemas.microsoft.com/office/word/2010/wordprocessingShape" mc:Ignorable="w14 w15 w16se w16cid w16 w16cex w16sdtdh wp14">
+  <w:abstractNum w:abstractNumId="0" w15:restartNumberingAfterBreak="0">
+    <w:nsid w:val="3CE60B41"/>
+    <w:multiLevelType w:val="multilevel"/>
+    <w:tmpl w:val="D73808FC"/>
     <w:lvl w:ilvl="0">
       <w:start w:val="1"/>
       <w:numFmt w:val="decimal"/>
@@ -406,20 +412,20 @@
     </w:lvl>
   </w:abstractNum>
   <w:num w:numId="1">
-    <w:abstractNumId w:val="1"/>
+    <w:abstractNumId w:val="0"/>
   </w:num>
 </w:numbering>
 </file>
 
 <file path=word/styles.xml><?xml version="1.0" encoding="utf-8"?>
-<w:styles xmlns:mc="http://schemas.openxmlformats.org/markup-compatibility/2006" xmlns:o="urn:schemas-microsoft-com:office:office" xmlns:r="http://schemas.openxmlformats.org/officeDocument/2006/relationships" xmlns:m="http://schemas.openxmlformats.org/officeDocument/2006/math" xmlns:v="urn:schemas-microsoft-com:vml" xmlns:wp="http://schemas.openxmlformats.org/drawingml/2006/wordprocessingDrawing" xmlns:w10="urn:schemas-microsoft-com:office:word" xmlns:w="http://schemas.openxmlformats.org/wordprocessingml/2006/main" xmlns:wne="http://schemas.microsoft.com/office/word/2006/wordml" xmlns:sl="http://schemas.openxmlformats.org/schemaLibrary/2006/main" xmlns:a="http://schemas.openxmlformats.org/drawingml/2006/main" xmlns:pic="http://schemas.openxmlformats.org/drawingml/2006/picture" xmlns:c="http://schemas.openxmlformats.org/drawingml/2006/chart" xmlns:lc="http://schemas.openxmlformats.org/drawingml/2006/lockedCanvas" xmlns:dgm="http://schemas.openxmlformats.org/drawingml/2006/diagram" xmlns:wps="http://schemas.microsoft.com/office/word/2010/wordprocessingShape" xmlns:wpg="http://schemas.microsoft.com/office/word/2010/wordprocessingGroup" xmlns:w14="http://schemas.microsoft.com/office/word/2010/wordml" xmlns:w15="http://schemas.microsoft.com/office/word/2012/wordml" xmlns:w16="http://schemas.microsoft.com/office/word/2018/wordml" xmlns:w16cex="http://schemas.microsoft.com/office/word/2018/wordml/cex" xmlns:w16cid="http://schemas.microsoft.com/office/word/2016/wordml/cid" xmlns="http://schemas.microsoft.com/office/tasks/2019/documenttasks" xmlns:cr="http://schemas.microsoft.com/office/comments/2020/reactions">
+<w:styles xmlns:mc="http://schemas.openxmlformats.org/markup-compatibility/2006" xmlns:r="http://schemas.openxmlformats.org/officeDocument/2006/relationships" xmlns:w="http://schemas.openxmlformats.org/wordprocessingml/2006/main" xmlns:w14="http://schemas.microsoft.com/office/word/2010/wordml" xmlns:w15="http://schemas.microsoft.com/office/word/2012/wordml" xmlns:w16cex="http://schemas.microsoft.com/office/word/2018/wordml/cex" xmlns:w16cid="http://schemas.microsoft.com/office/word/2016/wordml/cid" xmlns:w16="http://schemas.microsoft.com/office/word/2018/wordml" xmlns:w16sdtdh="http://schemas.microsoft.com/office/word/2020/wordml/sdtdatahash" xmlns:w16se="http://schemas.microsoft.com/office/word/2015/wordml/symex" mc:Ignorable="w14 w15 w16se w16cid w16 w16cex w16sdtdh">
   <w:docDefaults>
     <w:rPrDefault>
       <w:rPr>
-        <w:rFonts w:ascii="Arial" w:cs="Arial" w:eastAsia="Arial" w:hAnsi="Arial"/>
+        <w:rFonts w:ascii="Arial" w:eastAsia="Arial" w:hAnsi="Arial" w:cs="Arial"/>
         <w:sz w:val="22"/>
         <w:szCs w:val="22"/>
-        <w:lang w:val="en"/>
+        <w:lang w:val="en" w:eastAsia="zh-CN" w:bidi="ar-SA"/>
       </w:rPr>
     </w:rPrDefault>
     <w:pPrDefault>
@@ -428,29 +434,399 @@
       </w:pPr>
     </w:pPrDefault>
   </w:docDefaults>
-  <w:style w:type="table" w:styleId="TableNormal" w:default="1">
-    <w:name w:val="TableNormal"/>
-    <w:tblPr>
-      <w:tblCellMar>
-        <w:top w:w="100.0" w:type="dxa"/>
-        <w:left w:w="100.0" w:type="dxa"/>
-        <w:bottom w:w="100.0" w:type="dxa"/>
-        <w:right w:w="100.0" w:type="dxa"/>
-      </w:tblCellMar>
-    </w:tblPr>
-  </w:style>
-  <w:style w:type="paragraph" w:styleId="Normal" w:default="1">
-    <w:name w:val="normal"/>
+  <w:latentStyles w:defLockedState="0" w:defUIPriority="99" w:defSemiHidden="0" w:defUnhideWhenUsed="0" w:defQFormat="0" w:count="376">
+    <w:lsdException w:name="Normal" w:uiPriority="0" w:qFormat="1"/>
+    <w:lsdException w:name="heading 1" w:uiPriority="9" w:qFormat="1"/>
+    <w:lsdException w:name="heading 2" w:semiHidden="1" w:uiPriority="9" w:unhideWhenUsed="1" w:qFormat="1"/>
+    <w:lsdException w:name="heading 3" w:semiHidden="1" w:uiPriority="9" w:unhideWhenUsed="1" w:qFormat="1"/>
+    <w:lsdException w:name="heading 4" w:semiHidden="1" w:uiPriority="9" w:unhideWhenUsed="1" w:qFormat="1"/>
+    <w:lsdException w:name="heading 5" w:semiHidden="1" w:uiPriority="9" w:unhideWhenUsed="1" w:qFormat="1"/>
+    <w:lsdException w:name="heading 6" w:semiHidden="1" w:uiPriority="9" w:unhideWhenUsed="1" w:qFormat="1"/>
+    <w:lsdException w:name="heading 7" w:semiHidden="1" w:uiPriority="9" w:unhideWhenUsed="1" w:qFormat="1"/>
+    <w:lsdException w:name="heading 8" w:semiHidden="1" w:uiPriority="9" w:unhideWhenUsed="1" w:qFormat="1"/>
+    <w:lsdException w:name="heading 9" w:semiHidden="1" w:uiPriority="9" w:unhideWhenUsed="1" w:qFormat="1"/>
+    <w:lsdException w:name="index 1" w:semiHidden="1" w:unhideWhenUsed="1"/>
+    <w:lsdException w:name="index 2" w:semiHidden="1" w:unhideWhenUsed="1"/>
+    <w:lsdException w:name="index 3" w:semiHidden="1" w:unhideWhenUsed="1"/>
+    <w:lsdException w:name="index 4" w:semiHidden="1" w:unhideWhenUsed="1"/>
+    <w:lsdException w:name="index 5" w:semiHidden="1" w:unhideWhenUsed="1"/>
+    <w:lsdException w:name="index 6" w:semiHidden="1" w:unhideWhenUsed="1"/>
+    <w:lsdException w:name="index 7" w:semiHidden="1" w:unhideWhenUsed="1"/>
+    <w:lsdException w:name="index 8" w:semiHidden="1" w:unhideWhenUsed="1"/>
+    <w:lsdException w:name="index 9" w:semiHidden="1" w:unhideWhenUsed="1"/>
+    <w:lsdException w:name="toc 1" w:semiHidden="1" w:uiPriority="39" w:unhideWhenUsed="1"/>
+    <w:lsdException w:name="toc 2" w:semiHidden="1" w:uiPriority="39" w:unhideWhenUsed="1"/>
+    <w:lsdException w:name="toc 3" w:semiHidden="1" w:uiPriority="39" w:unhideWhenUsed="1"/>
+    <w:lsdException w:name="toc 4" w:semiHidden="1" w:uiPriority="39" w:unhideWhenUsed="1"/>
+    <w:lsdException w:name="toc 5" w:semiHidden="1" w:uiPriority="39" w:unhideWhenUsed="1"/>
+    <w:lsdException w:name="toc 6" w:semiHidden="1" w:uiPriority="39" w:unhideWhenUsed="1"/>
+    <w:lsdException w:name="toc 7" w:semiHidden="1" w:uiPriority="39" w:unhideWhenUsed="1"/>
+    <w:lsdException w:name="toc 8" w:semiHidden="1" w:uiPriority="39" w:unhideWhenUsed="1"/>
+    <w:lsdException w:name="toc 9" w:semiHidden="1" w:uiPriority="39" w:unhideWhenUsed="1"/>
+    <w:lsdException w:name="Normal Indent" w:semiHidden="1" w:unhideWhenUsed="1"/>
+    <w:lsdException w:name="footnote text" w:semiHidden="1" w:unhideWhenUsed="1"/>
+    <w:lsdException w:name="annotation text" w:semiHidden="1" w:unhideWhenUsed="1"/>
+    <w:lsdException w:name="header" w:semiHidden="1" w:unhideWhenUsed="1"/>
+    <w:lsdException w:name="footer" w:semiHidden="1" w:unhideWhenUsed="1"/>
+    <w:lsdException w:name="index heading" w:semiHidden="1" w:unhideWhenUsed="1"/>
+    <w:lsdException w:name="caption" w:semiHidden="1" w:uiPriority="35" w:unhideWhenUsed="1" w:qFormat="1"/>
+    <w:lsdException w:name="table of figures" w:semiHidden="1" w:unhideWhenUsed="1"/>
+    <w:lsdException w:name="envelope address" w:semiHidden="1" w:unhideWhenUsed="1"/>
+    <w:lsdException w:name="envelope return" w:semiHidden="1" w:unhideWhenUsed="1"/>
+    <w:lsdException w:name="footnote reference" w:semiHidden="1" w:unhideWhenUsed="1"/>
+    <w:lsdException w:name="annotation reference" w:semiHidden="1" w:unhideWhenUsed="1"/>
+    <w:lsdException w:name="line number" w:semiHidden="1" w:unhideWhenUsed="1"/>
+    <w:lsdException w:name="page number" w:semiHidden="1" w:unhideWhenUsed="1"/>
+    <w:lsdException w:name="endnote reference" w:semiHidden="1" w:unhideWhenUsed="1"/>
+    <w:lsdException w:name="endnote text" w:semiHidden="1" w:unhideWhenUsed="1"/>
+    <w:lsdException w:name="table of authorities" w:semiHidden="1" w:unhideWhenUsed="1"/>
+    <w:lsdException w:name="macro" w:semiHidden="1" w:unhideWhenUsed="1"/>
+    <w:lsdException w:name="toa heading" w:semiHidden="1" w:unhideWhenUsed="1"/>
+    <w:lsdException w:name="List" w:semiHidden="1" w:unhideWhenUsed="1"/>
+    <w:lsdException w:name="List Bullet" w:semiHidden="1" w:unhideWhenUsed="1"/>
+    <w:lsdException w:name="List Number" w:semiHidden="1" w:unhideWhenUsed="1"/>
+    <w:lsdException w:name="List 2" w:semiHidden="1" w:unhideWhenUsed="1"/>
+    <w:lsdException w:name="List 3" w:semiHidden="1" w:unhideWhenUsed="1"/>
+    <w:lsdException w:name="List 4" w:semiHidden="1" w:unhideWhenUsed="1"/>
+    <w:lsdException w:name="List 5" w:semiHidden="1" w:unhideWhenUsed="1"/>
+    <w:lsdException w:name="List Bullet 2" w:semiHidden="1" w:unhideWhenUsed="1"/>
+    <w:lsdException w:name="List Bullet 3" w:semiHidden="1" w:unhideWhenUsed="1"/>
+    <w:lsdException w:name="List Bullet 4" w:semiHidden="1" w:unhideWhenUsed="1"/>
+    <w:lsdException w:name="List Bullet 5" w:semiHidden="1" w:unhideWhenUsed="1"/>
+    <w:lsdException w:name="List Number 2" w:semiHidden="1" w:unhideWhenUsed="1"/>
+    <w:lsdException w:name="List Number 3" w:semiHidden="1" w:unhideWhenUsed="1"/>
+    <w:lsdException w:name="List Number 4" w:semiHidden="1" w:unhideWhenUsed="1"/>
+    <w:lsdException w:name="List Number 5" w:semiHidden="1" w:unhideWhenUsed="1"/>
+    <w:lsdException w:name="Title" w:uiPriority="10" w:qFormat="1"/>
+    <w:lsdException w:name="Closing" w:semiHidden="1" w:unhideWhenUsed="1"/>
+    <w:lsdException w:name="Signature" w:semiHidden="1" w:unhideWhenUsed="1"/>
+    <w:lsdException w:name="Default Paragraph Font" w:semiHidden="1" w:uiPriority="1" w:unhideWhenUsed="1"/>
+    <w:lsdException w:name="Body Text" w:semiHidden="1" w:unhideWhenUsed="1"/>
+    <w:lsdException w:name="Body Text Indent" w:semiHidden="1" w:unhideWhenUsed="1"/>
+    <w:lsdException w:name="List Continue" w:semiHidden="1" w:unhideWhenUsed="1"/>
+    <w:lsdException w:name="List Continue 2" w:semiHidden="1" w:unhideWhenUsed="1"/>
+    <w:lsdException w:name="List Continue 3" w:semiHidden="1" w:unhideWhenUsed="1"/>
+    <w:lsdException w:name="List Continue 4" w:semiHidden="1" w:unhideWhenUsed="1"/>
+    <w:lsdException w:name="List Continue 5" w:semiHidden="1" w:unhideWhenUsed="1"/>
+    <w:lsdException w:name="Message Header" w:semiHidden="1" w:unhideWhenUsed="1"/>
+    <w:lsdException w:name="Subtitle" w:uiPriority="11" w:qFormat="1"/>
+    <w:lsdException w:name="Salutation" w:semiHidden="1" w:unhideWhenUsed="1"/>
+    <w:lsdException w:name="Date" w:semiHidden="1" w:unhideWhenUsed="1"/>
+    <w:lsdException w:name="Body Text First Indent" w:semiHidden="1" w:unhideWhenUsed="1"/>
+    <w:lsdException w:name="Body Text First Indent 2" w:semiHidden="1" w:unhideWhenUsed="1"/>
+    <w:lsdException w:name="Note Heading" w:semiHidden="1" w:unhideWhenUsed="1"/>
+    <w:lsdException w:name="Body Text 2" w:semiHidden="1" w:unhideWhenUsed="1"/>
+    <w:lsdException w:name="Body Text 3" w:semiHidden="1" w:unhideWhenUsed="1"/>
+    <w:lsdException w:name="Body Text Indent 2" w:semiHidden="1" w:unhideWhenUsed="1"/>
+    <w:lsdException w:name="Body Text Indent 3" w:semiHidden="1" w:unhideWhenUsed="1"/>
+    <w:lsdException w:name="Block Text" w:semiHidden="1" w:unhideWhenUsed="1"/>
+    <w:lsdException w:name="Hyperlink" w:semiHidden="1" w:unhideWhenUsed="1"/>
+    <w:lsdException w:name="FollowedHyperlink" w:semiHidden="1" w:unhideWhenUsed="1"/>
+    <w:lsdException w:name="Strong" w:uiPriority="22" w:qFormat="1"/>
+    <w:lsdException w:name="Emphasis" w:uiPriority="20" w:qFormat="1"/>
+    <w:lsdException w:name="Document Map" w:semiHidden="1" w:unhideWhenUsed="1"/>
+    <w:lsdException w:name="Plain Text" w:semiHidden="1" w:unhideWhenUsed="1"/>
+    <w:lsdException w:name="E-mail Signature" w:semiHidden="1" w:unhideWhenUsed="1"/>
+    <w:lsdException w:name="HTML Top of Form" w:semiHidden="1" w:unhideWhenUsed="1"/>
+    <w:lsdException w:name="HTML Bottom of Form" w:semiHidden="1" w:unhideWhenUsed="1"/>
+    <w:lsdException w:name="Normal (Web)" w:semiHidden="1" w:unhideWhenUsed="1"/>
+    <w:lsdException w:name="HTML Acronym" w:semiHidden="1" w:unhideWhenUsed="1"/>
+    <w:lsdException w:name="HTML Address" w:semiHidden="1" w:unhideWhenUsed="1"/>
+    <w:lsdException w:name="HTML Cite" w:semiHidden="1" w:unhideWhenUsed="1"/>
+    <w:lsdException w:name="HTML Code" w:semiHidden="1" w:unhideWhenUsed="1"/>
+    <w:lsdException w:name="HTML Definition" w:semiHidden="1" w:unhideWhenUsed="1"/>
+    <w:lsdException w:name="HTML Keyboard" w:semiHidden="1" w:unhideWhenUsed="1"/>
+    <w:lsdException w:name="HTML Preformatted" w:semiHidden="1" w:unhideWhenUsed="1"/>
+    <w:lsdException w:name="HTML Sample" w:semiHidden="1" w:unhideWhenUsed="1"/>
+    <w:lsdException w:name="HTML Typewriter" w:semiHidden="1" w:unhideWhenUsed="1"/>
+    <w:lsdException w:name="HTML Variable" w:semiHidden="1" w:unhideWhenUsed="1"/>
+    <w:lsdException w:name="Normal Table" w:semiHidden="1" w:unhideWhenUsed="1"/>
+    <w:lsdException w:name="annotation subject" w:semiHidden="1" w:unhideWhenUsed="1"/>
+    <w:lsdException w:name="No List" w:semiHidden="1" w:unhideWhenUsed="1"/>
+    <w:lsdException w:name="Outline List 1" w:semiHidden="1" w:unhideWhenUsed="1"/>
+    <w:lsdException w:name="Outline List 2" w:semiHidden="1" w:unhideWhenUsed="1"/>
+    <w:lsdException w:name="Outline List 3" w:semiHidden="1" w:unhideWhenUsed="1"/>
+    <w:lsdException w:name="Table Simple 1" w:semiHidden="1" w:unhideWhenUsed="1"/>
+    <w:lsdException w:name="Table Simple 2" w:semiHidden="1" w:unhideWhenUsed="1"/>
+    <w:lsdException w:name="Table Simple 3" w:semiHidden="1" w:unhideWhenUsed="1"/>
+    <w:lsdException w:name="Table Classic 1" w:semiHidden="1" w:unhideWhenUsed="1"/>
+    <w:lsdException w:name="Table Classic 2" w:semiHidden="1" w:unhideWhenUsed="1"/>
+    <w:lsdException w:name="Table Classic 3" w:semiHidden="1" w:unhideWhenUsed="1"/>
+    <w:lsdException w:name="Table Classic 4" w:semiHidden="1" w:unhideWhenUsed="1"/>
+    <w:lsdException w:name="Table Colorful 1" w:semiHidden="1" w:unhideWhenUsed="1"/>
+    <w:lsdException w:name="Table Colorful 2" w:semiHidden="1" w:unhideWhenUsed="1"/>
+    <w:lsdException w:name="Table Colorful 3" w:semiHidden="1" w:unhideWhenUsed="1"/>
+    <w:lsdException w:name="Table Columns 1" w:semiHidden="1" w:unhideWhenUsed="1"/>
+    <w:lsdException w:name="Table Columns 2" w:semiHidden="1" w:unhideWhenUsed="1"/>
+    <w:lsdException w:name="Table Columns 3" w:semiHidden="1" w:unhideWhenUsed="1"/>
+    <w:lsdException w:name="Table Columns 4" w:semiHidden="1" w:unhideWhenUsed="1"/>
+    <w:lsdException w:name="Table Columns 5" w:semiHidden="1" w:unhideWhenUsed="1"/>
+    <w:lsdException w:name="Table Grid 1" w:semiHidden="1" w:unhideWhenUsed="1"/>
+    <w:lsdException w:name="Table Grid 2" w:semiHidden="1" w:unhideWhenUsed="1"/>
+    <w:lsdException w:name="Table Grid 3" w:semiHidden="1" w:unhideWhenUsed="1"/>
+    <w:lsdException w:name="Table Grid 4" w:semiHidden="1" w:unhideWhenUsed="1"/>
+    <w:lsdException w:name="Table Grid 5" w:semiHidden="1" w:unhideWhenUsed="1"/>
+    <w:lsdException w:name="Table Grid 6" w:semiHidden="1" w:unhideWhenUsed="1"/>
+    <w:lsdException w:name="Table Grid 7" w:semiHidden="1" w:unhideWhenUsed="1"/>
+    <w:lsdException w:name="Table Grid 8" w:semiHidden="1" w:unhideWhenUsed="1"/>
+    <w:lsdException w:name="Table List 1" w:semiHidden="1" w:unhideWhenUsed="1"/>
+    <w:lsdException w:name="Table List 2" w:semiHidden="1" w:unhideWhenUsed="1"/>
+    <w:lsdException w:name="Table List 3" w:semiHidden="1" w:unhideWhenUsed="1"/>
+    <w:lsdException w:name="Table List 4" w:semiHidden="1" w:unhideWhenUsed="1"/>
+    <w:lsdException w:name="Table List 5" w:semiHidden="1" w:unhideWhenUsed="1"/>
+    <w:lsdException w:name="Table List 6" w:semiHidden="1" w:unhideWhenUsed="1"/>
+    <w:lsdException w:name="Table List 7" w:semiHidden="1" w:unhideWhenUsed="1"/>
+    <w:lsdException w:name="Table List 8" w:semiHidden="1" w:unhideWhenUsed="1"/>
+    <w:lsdException w:name="Table 3D effects 1" w:semiHidden="1" w:unhideWhenUsed="1"/>
+    <w:lsdException w:name="Table 3D effects 2" w:semiHidden="1" w:unhideWhenUsed="1"/>
+    <w:lsdException w:name="Table 3D effects 3" w:semiHidden="1" w:unhideWhenUsed="1"/>
+    <w:lsdException w:name="Table Contemporary" w:semiHidden="1" w:unhideWhenUsed="1"/>
+    <w:lsdException w:name="Table Elegant" w:semiHidden="1" w:unhideWhenUsed="1"/>
+    <w:lsdException w:name="Table Professional" w:semiHidden="1" w:unhideWhenUsed="1"/>
+    <w:lsdException w:name="Table Subtle 1" w:semiHidden="1" w:unhideWhenUsed="1"/>
+    <w:lsdException w:name="Table Subtle 2" w:semiHidden="1" w:unhideWhenUsed="1"/>
+    <w:lsdException w:name="Table Web 1" w:semiHidden="1" w:unhideWhenUsed="1"/>
+    <w:lsdException w:name="Table Web 2" w:semiHidden="1" w:unhideWhenUsed="1"/>
+    <w:lsdException w:name="Table Web 3" w:semiHidden="1" w:unhideWhenUsed="1"/>
+    <w:lsdException w:name="Balloon Text" w:semiHidden="1" w:unhideWhenUsed="1"/>
+    <w:lsdException w:name="Table Grid" w:uiPriority="39"/>
+    <w:lsdException w:name="Table Theme" w:semiHidden="1" w:unhideWhenUsed="1"/>
+    <w:lsdException w:name="Placeholder Text" w:semiHidden="1"/>
+    <w:lsdException w:name="No Spacing" w:uiPriority="1" w:qFormat="1"/>
+    <w:lsdException w:name="Light Shading" w:uiPriority="60"/>
+    <w:lsdException w:name="Light List" w:uiPriority="61"/>
+    <w:lsdException w:name="Light Grid" w:uiPriority="62"/>
+    <w:lsdException w:name="Medium Shading 1" w:uiPriority="63"/>
+    <w:lsdException w:name="Medium Shading 2" w:uiPriority="64"/>
+    <w:lsdException w:name="Medium List 1" w:uiPriority="65"/>
+    <w:lsdException w:name="Medium List 2" w:uiPriority="66"/>
+    <w:lsdException w:name="Medium Grid 1" w:uiPriority="67"/>
+    <w:lsdException w:name="Medium Grid 2" w:uiPriority="68"/>
+    <w:lsdException w:name="Medium Grid 3" w:uiPriority="69"/>
+    <w:lsdException w:name="Dark List" w:uiPriority="70"/>
+    <w:lsdException w:name="Colorful Shading" w:uiPriority="71"/>
+    <w:lsdException w:name="Colorful List" w:uiPriority="72"/>
+    <w:lsdException w:name="Colorful Grid" w:uiPriority="73"/>
+    <w:lsdException w:name="Light Shading Accent 1" w:uiPriority="60"/>
+    <w:lsdException w:name="Light List Accent 1" w:uiPriority="61"/>
+    <w:lsdException w:name="Light Grid Accent 1" w:uiPriority="62"/>
+    <w:lsdException w:name="Medium Shading 1 Accent 1" w:uiPriority="63"/>
+    <w:lsdException w:name="Medium Shading 2 Accent 1" w:uiPriority="64"/>
+    <w:lsdException w:name="Medium List 1 Accent 1" w:uiPriority="65"/>
+    <w:lsdException w:name="Revision" w:semiHidden="1"/>
+    <w:lsdException w:name="List Paragraph" w:uiPriority="34" w:qFormat="1"/>
+    <w:lsdException w:name="Quote" w:uiPriority="29" w:qFormat="1"/>
+    <w:lsdException w:name="Intense Quote" w:uiPriority="30" w:qFormat="1"/>
+    <w:lsdException w:name="Medium List 2 Accent 1" w:uiPriority="66"/>
+    <w:lsdException w:name="Medium Grid 1 Accent 1" w:uiPriority="67"/>
+    <w:lsdException w:name="Medium Grid 2 Accent 1" w:uiPriority="68"/>
+    <w:lsdException w:name="Medium Grid 3 Accent 1" w:uiPriority="69"/>
+    <w:lsdException w:name="Dark List Accent 1" w:uiPriority="70"/>
+    <w:lsdException w:name="Colorful Shading Accent 1" w:uiPriority="71"/>
+    <w:lsdException w:name="Colorful List Accent 1" w:uiPriority="72"/>
+    <w:lsdException w:name="Colorful Grid Accent 1" w:uiPriority="73"/>
+    <w:lsdException w:name="Light Shading Accent 2" w:uiPriority="60"/>
+    <w:lsdException w:name="Light List Accent 2" w:uiPriority="61"/>
+    <w:lsdException w:name="Light Grid Accent 2" w:uiPriority="62"/>
+    <w:lsdException w:name="Medium Shading 1 Accent 2" w:uiPriority="63"/>
+    <w:lsdException w:name="Medium Shading 2 Accent 2" w:uiPriority="64"/>
+    <w:lsdException w:name="Medium List 1 Accent 2" w:uiPriority="65"/>
+    <w:lsdException w:name="Medium List 2 Accent 2" w:uiPriority="66"/>
+    <w:lsdException w:name="Medium Grid 1 Accent 2" w:uiPriority="67"/>
+    <w:lsdException w:name="Medium Grid 2 Accent 2" w:uiPriority="68"/>
+    <w:lsdException w:name="Medium Grid 3 Accent 2" w:uiPriority="69"/>
+    <w:lsdException w:name="Dark List Accent 2" w:uiPriority="70"/>
+    <w:lsdException w:name="Colorful Shading Accent 2" w:uiPriority="71"/>
+    <w:lsdException w:name="Colorful List Accent 2" w:uiPriority="72"/>
+    <w:lsdException w:name="Colorful Grid Accent 2" w:uiPriority="73"/>
+    <w:lsdException w:name="Light Shading Accent 3" w:uiPriority="60"/>
+    <w:lsdException w:name="Light List Accent 3" w:uiPriority="61"/>
+    <w:lsdException w:name="Light Grid Accent 3" w:uiPriority="62"/>
+    <w:lsdException w:name="Medium Shading 1 Accent 3" w:uiPriority="63"/>
+    <w:lsdException w:name="Medium Shading 2 Accent 3" w:uiPriority="64"/>
+    <w:lsdException w:name="Medium List 1 Accent 3" w:uiPriority="65"/>
+    <w:lsdException w:name="Medium List 2 Accent 3" w:uiPriority="66"/>
+    <w:lsdException w:name="Medium Grid 1 Accent 3" w:uiPriority="67"/>
+    <w:lsdException w:name="Medium Grid 2 Accent 3" w:uiPriority="68"/>
+    <w:lsdException w:name="Medium Grid 3 Accent 3" w:uiPriority="69"/>
+    <w:lsdException w:name="Dark List Accent 3" w:uiPriority="70"/>
+    <w:lsdException w:name="Colorful Shading Accent 3" w:uiPriority="71"/>
+    <w:lsdException w:name="Colorful List Accent 3" w:uiPriority="72"/>
+    <w:lsdException w:name="Colorful Grid Accent 3" w:uiPriority="73"/>
+    <w:lsdException w:name="Light Shading Accent 4" w:uiPriority="60"/>
+    <w:lsdException w:name="Light List Accent 4" w:uiPriority="61"/>
+    <w:lsdException w:name="Light Grid Accent 4" w:uiPriority="62"/>
+    <w:lsdException w:name="Medium Shading 1 Accent 4" w:uiPriority="63"/>
+    <w:lsdException w:name="Medium Shading 2 Accent 4" w:uiPriority="64"/>
+    <w:lsdException w:name="Medium List 1 Accent 4" w:uiPriority="65"/>
+    <w:lsdException w:name="Medium List 2 Accent 4" w:uiPriority="66"/>
+    <w:lsdException w:name="Medium Grid 1 Accent 4" w:uiPriority="67"/>
+    <w:lsdException w:name="Medium Grid 2 Accent 4" w:uiPriority="68"/>
+    <w:lsdException w:name="Medium Grid 3 Accent 4" w:uiPriority="69"/>
+    <w:lsdException w:name="Dark List Accent 4" w:uiPriority="70"/>
+    <w:lsdException w:name="Colorful Shading Accent 4" w:uiPriority="71"/>
+    <w:lsdException w:name="Colorful List Accent 4" w:uiPriority="72"/>
+    <w:lsdException w:name="Colorful Grid Accent 4" w:uiPriority="73"/>
+    <w:lsdException w:name="Light Shading Accent 5" w:uiPriority="60"/>
+    <w:lsdException w:name="Light List Accent 5" w:uiPriority="61"/>
+    <w:lsdException w:name="Light Grid Accent 5" w:uiPriority="62"/>
+    <w:lsdException w:name="Medium Shading 1 Accent 5" w:uiPriority="63"/>
+    <w:lsdException w:name="Medium Shading 2 Accent 5" w:uiPriority="64"/>
+    <w:lsdException w:name="Medium List 1 Accent 5" w:uiPriority="65"/>
+    <w:lsdException w:name="Medium List 2 Accent 5" w:uiPriority="66"/>
+    <w:lsdException w:name="Medium Grid 1 Accent 5" w:uiPriority="67"/>
+    <w:lsdException w:name="Medium Grid 2 Accent 5" w:uiPriority="68"/>
+    <w:lsdException w:name="Medium Grid 3 Accent 5" w:uiPriority="69"/>
+    <w:lsdException w:name="Dark List Accent 5" w:uiPriority="70"/>
+    <w:lsdException w:name="Colorful Shading Accent 5" w:uiPriority="71"/>
+    <w:lsdException w:name="Colorful List Accent 5" w:uiPriority="72"/>
+    <w:lsdException w:name="Colorful Grid Accent 5" w:uiPriority="73"/>
+    <w:lsdException w:name="Light Shading Accent 6" w:uiPriority="60"/>
+    <w:lsdException w:name="Light List Accent 6" w:uiPriority="61"/>
+    <w:lsdException w:name="Light Grid Accent 6" w:uiPriority="62"/>
+    <w:lsdException w:name="Medium Shading 1 Accent 6" w:uiPriority="63"/>
+    <w:lsdException w:name="Medium Shading 2 Accent 6" w:uiPriority="64"/>
+    <w:lsdException w:name="Medium List 1 Accent 6" w:uiPriority="65"/>
+    <w:lsdException w:name="Medium List 2 Accent 6" w:uiPriority="66"/>
+    <w:lsdException w:name="Medium Grid 1 Accent 6" w:uiPriority="67"/>
+    <w:lsdException w:name="Medium Grid 2 Accent 6" w:uiPriority="68"/>
+    <w:lsdException w:name="Medium Grid 3 Accent 6" w:uiPriority="69"/>
+    <w:lsdException w:name="Dark List Accent 6" w:uiPriority="70"/>
+    <w:lsdException w:name="Colorful Shading Accent 6" w:uiPriority="71"/>
+    <w:lsdException w:name="Colorful List Accent 6" w:uiPriority="72"/>
+    <w:lsdException w:name="Colorful Grid Accent 6" w:uiPriority="73"/>
+    <w:lsdException w:name="Subtle Emphasis" w:uiPriority="19" w:qFormat="1"/>
+    <w:lsdException w:name="Intense Emphasis" w:uiPriority="21" w:qFormat="1"/>
+    <w:lsdException w:name="Subtle Reference" w:uiPriority="31" w:qFormat="1"/>
+    <w:lsdException w:name="Intense Reference" w:uiPriority="32" w:qFormat="1"/>
+    <w:lsdException w:name="Book Title" w:uiPriority="33" w:qFormat="1"/>
+    <w:lsdException w:name="Bibliography" w:semiHidden="1" w:uiPriority="37" w:unhideWhenUsed="1"/>
+    <w:lsdException w:name="TOC Heading" w:semiHidden="1" w:uiPriority="39" w:unhideWhenUsed="1" w:qFormat="1"/>
+    <w:lsdException w:name="Plain Table 1" w:uiPriority="41"/>
+    <w:lsdException w:name="Plain Table 2" w:uiPriority="42"/>
+    <w:lsdException w:name="Plain Table 3" w:uiPriority="43"/>
+    <w:lsdException w:name="Plain Table 4" w:uiPriority="44"/>
+    <w:lsdException w:name="Plain Table 5" w:uiPriority="45"/>
+    <w:lsdException w:name="Grid Table Light" w:uiPriority="40"/>
+    <w:lsdException w:name="Grid Table 1 Light" w:uiPriority="46"/>
+    <w:lsdException w:name="Grid Table 2" w:uiPriority="47"/>
+    <w:lsdException w:name="Grid Table 3" w:uiPriority="48"/>
+    <w:lsdException w:name="Grid Table 4" w:uiPriority="49"/>
+    <w:lsdException w:name="Grid Table 5 Dark" w:uiPriority="50"/>
+    <w:lsdException w:name="Grid Table 6 Colorful" w:uiPriority="51"/>
+    <w:lsdException w:name="Grid Table 7 Colorful" w:uiPriority="52"/>
+    <w:lsdException w:name="Grid Table 1 Light Accent 1" w:uiPriority="46"/>
+    <w:lsdException w:name="Grid Table 2 Accent 1" w:uiPriority="47"/>
+    <w:lsdException w:name="Grid Table 3 Accent 1" w:uiPriority="48"/>
+    <w:lsdException w:name="Grid Table 4 Accent 1" w:uiPriority="49"/>
+    <w:lsdException w:name="Grid Table 5 Dark Accent 1" w:uiPriority="50"/>
+    <w:lsdException w:name="Grid Table 6 Colorful Accent 1" w:uiPriority="51"/>
+    <w:lsdException w:name="Grid Table 7 Colorful Accent 1" w:uiPriority="52"/>
+    <w:lsdException w:name="Grid Table 1 Light Accent 2" w:uiPriority="46"/>
+    <w:lsdException w:name="Grid Table 2 Accent 2" w:uiPriority="47"/>
+    <w:lsdException w:name="Grid Table 3 Accent 2" w:uiPriority="48"/>
+    <w:lsdException w:name="Grid Table 4 Accent 2" w:uiPriority="49"/>
+    <w:lsdException w:name="Grid Table 5 Dark Accent 2" w:uiPriority="50"/>
+    <w:lsdException w:name="Grid Table 6 Colorful Accent 2" w:uiPriority="51"/>
+    <w:lsdException w:name="Grid Table 7 Colorful Accent 2" w:uiPriority="52"/>
+    <w:lsdException w:name="Grid Table 1 Light Accent 3" w:uiPriority="46"/>
+    <w:lsdException w:name="Grid Table 2 Accent 3" w:uiPriority="47"/>
+    <w:lsdException w:name="Grid Table 3 Accent 3" w:uiPriority="48"/>
+    <w:lsdException w:name="Grid Table 4 Accent 3" w:uiPriority="49"/>
+    <w:lsdException w:name="Grid Table 5 Dark Accent 3" w:uiPriority="50"/>
+    <w:lsdException w:name="Grid Table 6 Colorful Accent 3" w:uiPriority="51"/>
+    <w:lsdException w:name="Grid Table 7 Colorful Accent 3" w:uiPriority="52"/>
+    <w:lsdException w:name="Grid Table 1 Light Accent 4" w:uiPriority="46"/>
+    <w:lsdException w:name="Grid Table 2 Accent 4" w:uiPriority="47"/>
+    <w:lsdException w:name="Grid Table 3 Accent 4" w:uiPriority="48"/>
+    <w:lsdException w:name="Grid Table 4 Accent 4" w:uiPriority="49"/>
+    <w:lsdException w:name="Grid Table 5 Dark Accent 4" w:uiPriority="50"/>
+    <w:lsdException w:name="Grid Table 6 Colorful Accent 4" w:uiPriority="51"/>
+    <w:lsdException w:name="Grid Table 7 Colorful Accent 4" w:uiPriority="52"/>
+    <w:lsdException w:name="Grid Table 1 Light Accent 5" w:uiPriority="46"/>
+    <w:lsdException w:name="Grid Table 2 Accent 5" w:uiPriority="47"/>
+    <w:lsdException w:name="Grid Table 3 Accent 5" w:uiPriority="48"/>
+    <w:lsdException w:name="Grid Table 4 Accent 5" w:uiPriority="49"/>
+    <w:lsdException w:name="Grid Table 5 Dark Accent 5" w:uiPriority="50"/>
+    <w:lsdException w:name="Grid Table 6 Colorful Accent 5" w:uiPriority="51"/>
+    <w:lsdException w:name="Grid Table 7 Colorful Accent 5" w:uiPriority="52"/>
+    <w:lsdException w:name="Grid Table 1 Light Accent 6" w:uiPriority="46"/>
+    <w:lsdException w:name="Grid Table 2 Accent 6" w:uiPriority="47"/>
+    <w:lsdException w:name="Grid Table 3 Accent 6" w:uiPriority="48"/>
+    <w:lsdException w:name="Grid Table 4 Accent 6" w:uiPriority="49"/>
+    <w:lsdException w:name="Grid Table 5 Dark Accent 6" w:uiPriority="50"/>
+    <w:lsdException w:name="Grid Table 6 Colorful Accent 6" w:uiPriority="51"/>
+    <w:lsdException w:name="Grid Table 7 Colorful Accent 6" w:uiPriority="52"/>
+    <w:lsdException w:name="List Table 1 Light" w:uiPriority="46"/>
+    <w:lsdException w:name="List Table 2" w:uiPriority="47"/>
+    <w:lsdException w:name="List Table 3" w:uiPriority="48"/>
+    <w:lsdException w:name="List Table 4" w:uiPriority="49"/>
+    <w:lsdException w:name="List Table 5 Dark" w:uiPriority="50"/>
+    <w:lsdException w:name="List Table 6 Colorful" w:uiPriority="51"/>
+    <w:lsdException w:name="List Table 7 Colorful" w:uiPriority="52"/>
+    <w:lsdException w:name="List Table 1 Light Accent 1" w:uiPriority="46"/>
+    <w:lsdException w:name="List Table 2 Accent 1" w:uiPriority="47"/>
+    <w:lsdException w:name="List Table 3 Accent 1" w:uiPriority="48"/>
+    <w:lsdException w:name="List Table 4 Accent 1" w:uiPriority="49"/>
+    <w:lsdException w:name="List Table 5 Dark Accent 1" w:uiPriority="50"/>
+    <w:lsdException w:name="List Table 6 Colorful Accent 1" w:uiPriority="51"/>
+    <w:lsdException w:name="List Table 7 Colorful Accent 1" w:uiPriority="52"/>
+    <w:lsdException w:name="List Table 1 Light Accent 2" w:uiPriority="46"/>
+    <w:lsdException w:name="List Table 2 Accent 2" w:uiPriority="47"/>
+    <w:lsdException w:name="List Table 3 Accent 2" w:uiPriority="48"/>
+    <w:lsdException w:name="List Table 4 Accent 2" w:uiPriority="49"/>
+    <w:lsdException w:name="List Table 5 Dark Accent 2" w:uiPriority="50"/>
+    <w:lsdException w:name="List Table 6 Colorful Accent 2" w:uiPriority="51"/>
+    <w:lsdException w:name="List Table 7 Colorful Accent 2" w:uiPriority="52"/>
+    <w:lsdException w:name="List Table 1 Light Accent 3" w:uiPriority="46"/>
+    <w:lsdException w:name="List Table 2 Accent 3" w:uiPriority="47"/>
+    <w:lsdException w:name="List Table 3 Accent 3" w:uiPriority="48"/>
+    <w:lsdException w:name="List Table 4 Accent 3" w:uiPriority="49"/>
+    <w:lsdException w:name="List Table 5 Dark Accent 3" w:uiPriority="50"/>
+    <w:lsdException w:name="List Table 6 Colorful Accent 3" w:uiPriority="51"/>
+    <w:lsdException w:name="List Table 7 Colorful Accent 3" w:uiPriority="52"/>
+    <w:lsdException w:name="List Table 1 Light Accent 4" w:uiPriority="46"/>
+    <w:lsdException w:name="List Table 2 Accent 4" w:uiPriority="47"/>
+    <w:lsdException w:name="List Table 3 Accent 4" w:uiPriority="48"/>
+    <w:lsdException w:name="List Table 4 Accent 4" w:uiPriority="49"/>
+    <w:lsdException w:name="List Table 5 Dark Accent 4" w:uiPriority="50"/>
+    <w:lsdException w:name="List Table 6 Colorful Accent 4" w:uiPriority="51"/>
+    <w:lsdException w:name="List Table 7 Colorful Accent 4" w:uiPriority="52"/>
+    <w:lsdException w:name="List Table 1 Light Accent 5" w:uiPriority="46"/>
+    <w:lsdException w:name="List Table 2 Accent 5" w:uiPriority="47"/>
+    <w:lsdException w:name="List Table 3 Accent 5" w:uiPriority="48"/>
+    <w:lsdException w:name="List Table 4 Accent 5" w:uiPriority="49"/>
+    <w:lsdException w:name="List Table 5 Dark Accent 5" w:uiPriority="50"/>
+    <w:lsdException w:name="List Table 6 Colorful Accent 5" w:uiPriority="51"/>
+    <w:lsdException w:name="List Table 7 Colorful Accent 5" w:uiPriority="52"/>
+    <w:lsdException w:name="List Table 1 Light Accent 6" w:uiPriority="46"/>
+    <w:lsdException w:name="List Table 2 Accent 6" w:uiPriority="47"/>
+    <w:lsdException w:name="List Table 3 Accent 6" w:uiPriority="48"/>
+    <w:lsdException w:name="List Table 4 Accent 6" w:uiPriority="49"/>
+    <w:lsdException w:name="List Table 5 Dark Accent 6" w:uiPriority="50"/>
+    <w:lsdException w:name="List Table 6 Colorful Accent 6" w:uiPriority="51"/>
+    <w:lsdException w:name="List Table 7 Colorful Accent 6" w:uiPriority="52"/>
+    <w:lsdException w:name="Mention" w:semiHidden="1" w:unhideWhenUsed="1"/>
+    <w:lsdException w:name="Smart Hyperlink" w:semiHidden="1" w:unhideWhenUsed="1"/>
+    <w:lsdException w:name="Hashtag" w:semiHidden="1" w:unhideWhenUsed="1"/>
+    <w:lsdException w:name="Unresolved Mention" w:semiHidden="1" w:unhideWhenUsed="1"/>
+    <w:lsdException w:name="Smart Link" w:semiHidden="1" w:unhideWhenUsed="1"/>
+  </w:latentStyles>
+  <w:style w:type="paragraph" w:default="1" w:styleId="Normal">
+    <w:name w:val="Normal"/>
+    <w:qFormat/>
   </w:style>
   <w:style w:type="paragraph" w:styleId="Heading1">
     <w:name w:val="heading 1"/>
     <w:basedOn w:val="Normal"/>
     <w:next w:val="Normal"/>
+    <w:uiPriority w:val="9"/>
+    <w:qFormat/>
     <w:pPr>
-      <w:keepNext w:val="1"/>
-      <w:keepLines w:val="1"/>
-      <w:pageBreakBefore w:val="0"/>
-      <w:spacing w:after="120" w:before="400" w:lineRule="auto"/>
+      <w:keepNext/>
+      <w:keepLines/>
+      <w:spacing w:before="400" w:after="120"/>
+      <w:outlineLvl w:val="0"/>
     </w:pPr>
     <w:rPr>
       <w:sz w:val="40"/>
@@ -461,15 +837,17 @@
     <w:name w:val="heading 2"/>
     <w:basedOn w:val="Normal"/>
     <w:next w:val="Normal"/>
+    <w:uiPriority w:val="9"/>
+    <w:semiHidden/>
+    <w:unhideWhenUsed/>
+    <w:qFormat/>
     <w:pPr>
-      <w:keepNext w:val="1"/>
-      <w:keepLines w:val="1"/>
-      <w:pageBreakBefore w:val="0"/>
-      <w:spacing w:after="120" w:before="360" w:lineRule="auto"/>
+      <w:keepNext/>
+      <w:keepLines/>
+      <w:spacing w:before="360" w:after="120"/>
+      <w:outlineLvl w:val="1"/>
     </w:pPr>
     <w:rPr>
-      <w:b w:val="0"/>
-      <w:bCs w:val="0"/>
       <w:sz w:val="32"/>
       <w:szCs w:val="32"/>
     </w:rPr>
@@ -478,15 +856,17 @@
     <w:name w:val="heading 3"/>
     <w:basedOn w:val="Normal"/>
     <w:next w:val="Normal"/>
+    <w:uiPriority w:val="9"/>
+    <w:semiHidden/>
+    <w:unhideWhenUsed/>
+    <w:qFormat/>
     <w:pPr>
-      <w:keepNext w:val="1"/>
-      <w:keepLines w:val="1"/>
-      <w:pageBreakBefore w:val="0"/>
-      <w:spacing w:after="80" w:before="320" w:lineRule="auto"/>
+      <w:keepNext/>
+      <w:keepLines/>
+      <w:spacing w:before="320" w:after="80"/>
+      <w:outlineLvl w:val="2"/>
     </w:pPr>
     <w:rPr>
-      <w:b w:val="0"/>
-      <w:bCs w:val="0"/>
       <w:color w:val="434343"/>
       <w:sz w:val="28"/>
       <w:szCs w:val="28"/>
@@ -496,11 +876,15 @@
     <w:name w:val="heading 4"/>
     <w:basedOn w:val="Normal"/>
     <w:next w:val="Normal"/>
+    <w:uiPriority w:val="9"/>
+    <w:semiHidden/>
+    <w:unhideWhenUsed/>
+    <w:qFormat/>
     <w:pPr>
-      <w:keepNext w:val="1"/>
-      <w:keepLines w:val="1"/>
-      <w:pageBreakBefore w:val="0"/>
-      <w:spacing w:after="80" w:before="280" w:lineRule="auto"/>
+      <w:keepNext/>
+      <w:keepLines/>
+      <w:spacing w:before="280" w:after="80"/>
+      <w:outlineLvl w:val="3"/>
     </w:pPr>
     <w:rPr>
       <w:color w:val="666666"/>
@@ -512,45 +896,88 @@
     <w:name w:val="heading 5"/>
     <w:basedOn w:val="Normal"/>
     <w:next w:val="Normal"/>
+    <w:uiPriority w:val="9"/>
+    <w:semiHidden/>
+    <w:unhideWhenUsed/>
+    <w:qFormat/>
     <w:pPr>
-      <w:keepNext w:val="1"/>
-      <w:keepLines w:val="1"/>
-      <w:pageBreakBefore w:val="0"/>
-      <w:spacing w:after="80" w:before="240" w:lineRule="auto"/>
+      <w:keepNext/>
+      <w:keepLines/>
+      <w:spacing w:before="240" w:after="80"/>
+      <w:outlineLvl w:val="4"/>
     </w:pPr>
     <w:rPr>
       <w:color w:val="666666"/>
-      <w:sz w:val="22"/>
-      <w:szCs w:val="22"/>
     </w:rPr>
   </w:style>
   <w:style w:type="paragraph" w:styleId="Heading6">
     <w:name w:val="heading 6"/>
     <w:basedOn w:val="Normal"/>
     <w:next w:val="Normal"/>
+    <w:uiPriority w:val="9"/>
+    <w:semiHidden/>
+    <w:unhideWhenUsed/>
+    <w:qFormat/>
     <w:pPr>
-      <w:keepNext w:val="1"/>
-      <w:keepLines w:val="1"/>
-      <w:pageBreakBefore w:val="0"/>
-      <w:spacing w:after="80" w:before="240" w:lineRule="auto"/>
+      <w:keepNext/>
+      <w:keepLines/>
+      <w:spacing w:before="240" w:after="80"/>
+      <w:outlineLvl w:val="5"/>
     </w:pPr>
     <w:rPr>
-      <w:i w:val="1"/>
-      <w:iCs w:val="1"/>
+      <w:i/>
+      <w:iCs/>
       <w:color w:val="666666"/>
-      <w:sz w:val="22"/>
-      <w:szCs w:val="22"/>
     </w:rPr>
+  </w:style>
+  <w:style w:type="character" w:default="1" w:styleId="DefaultParagraphFont">
+    <w:name w:val="Default Paragraph Font"/>
+    <w:uiPriority w:val="1"/>
+    <w:semiHidden/>
+    <w:unhideWhenUsed/>
+  </w:style>
+  <w:style w:type="table" w:default="1" w:styleId="TableNormal">
+    <w:name w:val="Normal Table"/>
+    <w:uiPriority w:val="99"/>
+    <w:semiHidden/>
+    <w:unhideWhenUsed/>
+    <w:tblPr>
+      <w:tblInd w:w="0" w:type="dxa"/>
+      <w:tblCellMar>
+        <w:top w:w="0" w:type="dxa"/>
+        <w:left w:w="108" w:type="dxa"/>
+        <w:bottom w:w="0" w:type="dxa"/>
+        <w:right w:w="108" w:type="dxa"/>
+      </w:tblCellMar>
+    </w:tblPr>
+  </w:style>
+  <w:style w:type="numbering" w:default="1" w:styleId="NoList">
+    <w:name w:val="No List"/>
+    <w:uiPriority w:val="99"/>
+    <w:semiHidden/>
+    <w:unhideWhenUsed/>
+  </w:style>
+  <w:style w:type="table" w:customStyle="1" w:styleId="TableNormal0">
+    <w:name w:val="TableNormal"/>
+    <w:tblPr>
+      <w:tblCellMar>
+        <w:top w:w="100" w:type="dxa"/>
+        <w:left w:w="100" w:type="dxa"/>
+        <w:bottom w:w="100" w:type="dxa"/>
+        <w:right w:w="100" w:type="dxa"/>
+      </w:tblCellMar>
+    </w:tblPr>
   </w:style>
   <w:style w:type="paragraph" w:styleId="Title">
     <w:name w:val="Title"/>
     <w:basedOn w:val="Normal"/>
     <w:next w:val="Normal"/>
+    <w:uiPriority w:val="10"/>
+    <w:qFormat/>
     <w:pPr>
-      <w:keepNext w:val="1"/>
-      <w:keepLines w:val="1"/>
-      <w:pageBreakBefore w:val="0"/>
-      <w:spacing w:after="60" w:before="0" w:lineRule="auto"/>
+      <w:keepNext/>
+      <w:keepLines/>
+      <w:spacing w:after="60"/>
     </w:pPr>
     <w:rPr>
       <w:sz w:val="52"/>
@@ -561,20 +988,62 @@
     <w:name w:val="Subtitle"/>
     <w:basedOn w:val="Normal"/>
     <w:next w:val="Normal"/>
+    <w:uiPriority w:val="11"/>
+    <w:qFormat/>
     <w:pPr>
-      <w:keepNext w:val="1"/>
-      <w:keepLines w:val="1"/>
-      <w:pageBreakBefore w:val="0"/>
-      <w:spacing w:after="320" w:before="0" w:lineRule="auto"/>
+      <w:keepNext/>
+      <w:keepLines/>
+      <w:spacing w:after="320"/>
     </w:pPr>
     <w:rPr>
-      <w:rFonts w:ascii="Arial" w:cs="Arial" w:eastAsia="Arial" w:hAnsi="Arial"/>
-      <w:i w:val="0"/>
-      <w:iCs w:val="0"/>
       <w:color w:val="666666"/>
       <w:sz w:val="30"/>
       <w:szCs w:val="30"/>
     </w:rPr>
+  </w:style>
+  <w:style w:type="paragraph" w:styleId="Header">
+    <w:name w:val="header"/>
+    <w:basedOn w:val="Normal"/>
+    <w:link w:val="HeaderChar"/>
+    <w:uiPriority w:val="99"/>
+    <w:unhideWhenUsed/>
+    <w:rsid w:val="00136603"/>
+    <w:pPr>
+      <w:tabs>
+        <w:tab w:val="center" w:pos="4680"/>
+        <w:tab w:val="right" w:pos="9360"/>
+      </w:tabs>
+      <w:spacing w:line="240" w:lineRule="auto"/>
+    </w:pPr>
+  </w:style>
+  <w:style w:type="character" w:customStyle="1" w:styleId="HeaderChar">
+    <w:name w:val="Header Char"/>
+    <w:basedOn w:val="DefaultParagraphFont"/>
+    <w:link w:val="Header"/>
+    <w:uiPriority w:val="99"/>
+    <w:rsid w:val="00136603"/>
+  </w:style>
+  <w:style w:type="paragraph" w:styleId="Footer">
+    <w:name w:val="footer"/>
+    <w:basedOn w:val="Normal"/>
+    <w:link w:val="FooterChar"/>
+    <w:uiPriority w:val="99"/>
+    <w:unhideWhenUsed/>
+    <w:rsid w:val="00136603"/>
+    <w:pPr>
+      <w:tabs>
+        <w:tab w:val="center" w:pos="4680"/>
+        <w:tab w:val="right" w:pos="9360"/>
+      </w:tabs>
+      <w:spacing w:line="240" w:lineRule="auto"/>
+    </w:pPr>
+  </w:style>
+  <w:style w:type="character" w:customStyle="1" w:styleId="FooterChar">
+    <w:name w:val="Footer Char"/>
+    <w:basedOn w:val="DefaultParagraphFont"/>
+    <w:link w:val="Footer"/>
+    <w:uiPriority w:val="99"/>
+    <w:rsid w:val="00136603"/>
   </w:style>
 </w:styles>
 </file>
